--- a/downloads/teacher/05 Materials/Unit 07/Handouts/Handout 07.06 - Four Questions and Profit Example.docx
+++ b/downloads/teacher/05 Materials/Unit 07/Handouts/Handout 07.06 - Four Questions and Profit Example.docx
@@ -1734,9 +1734,9 @@
       <w:pPr>
         <w:pStyle w:val="Heading2"/>
       </w:pPr>
-      <w:bookmarkStart w:id="29" w:name="word-bank-check-with-a-native-speaker"/>
-      <w:r>
-        <w:t xml:space="preserve">Word bank [check with a native speaker]</w:t>
+      <w:bookmarkStart w:id="29" w:name="word-bank"/>
+      <w:r>
+        <w:t xml:space="preserve">Word bank</w:t>
       </w:r>
       <w:bookmarkEnd w:id="29"/>
     </w:p>
